--- a/publication/narrative_tattoo_corpus_humanities_en.docx
+++ b/publication/narrative_tattoo_corpus_humanities_en.docx
@@ -1201,6 +1201,59 @@
         <w:t>The selection of relevant nodes can be formalized as coverage over the map of relations. The goal is to find small node sets that preserve high relevance and low structural damage. Algorithmic details remain in an appendix because the main question is interpretive.</w:t>
       </w:r>
     </w:p>
+    <w:p>
+      <w:r>
+        <w:br w:type="page"/>
+      </w:r>
+    </w:p>
+    <w:p>
+      <w:pPr>
+        <w:pStyle w:val="Heading1"/>
+      </w:pPr>
+      <w:r>
+        <w:t>Available evidence and analysis requirements — October 6, 2026</w:t>
+      </w:r>
+    </w:p>
+    <w:p>
+      <w:r>
+        <w:t>Authorship, dates and outlets are sought, not guaranteed. Preserve value, evidence, method and state: explicit, inferred, searched but not found, not evaluable, not applicable or conflicting.</w:t>
+      </w:r>
+    </w:p>
+    <w:p>
+      <w:r>
+        <w:t>Publication, update and consultation dates are distinct. Never fill missing date components or use search year as publication. A PDF link does not establish full-text retrieval.</w:t>
+      </w:r>
+    </w:p>
+    <w:p>
+      <w:r>
+        <w:t>A document without an author or date remains available for analyses whose requirements it meets. Report eligible/total, exclusion reasons and coverage by source type. Coverage is not representativeness.</w:t>
+      </w:r>
+    </w:p>
+    <w:p>
+      <w:r>
+        <w:t>Reviewed document–concept matrices distinguish presence (1), explicitly reviewed absence (0) and unknown (missing). Source proportions use concept-specific reviewed denominators. Support, rejection and ambivalence remain separate.</w:t>
+      </w:r>
+    </w:p>
+    <w:p>
+      <w:r>
+        <w:t>Claims and relationships require reviewed interpretation and a verbatim quotation. Attributed causality is not a causal effect. Temporal counts use the intersection of reviewed and dated documents. Existing heuristic modules produce candidates, not validated social conclusions.</w:t>
+      </w:r>
+    </w:p>
+    <w:p>
+      <w:r>
+        <w:t>Pseudocode: retrieve provenance and text; seek metadata; preserve states and conflicts; check requirements per analysis; validate quotations; construct descriptive matrices; export coverage and limitations. See EVIDENCIA_Y_MODELOS.md for the executable workflow.</w:t>
+      </w:r>
+    </w:p>
+    <w:p>
+      <w:r>
+        <w:t>Identity and evidence-preserving merging use the same shared corpus contract in the interface and command line tools. Similar titles and lexical non-detection do not establish document identity or intentional silence. See the integral audit for pilot limits.</w:t>
+      </w:r>
+    </w:p>
+    <w:p>
+      <w:r>
+        <w:t>The v2 contract separates documents, versions and retrievals; supports resumable stages, bounded source retries, caching and transactional storage. Saved-corpus processing does not simulate new downloads or human review.</w:t>
+      </w:r>
+    </w:p>
     <w:sectPr>
       <w:pgSz w:w="12240" w:h="15840"/>
       <w:pgMar w:top="1440" w:right="1440" w:bottom="1440" w:left="1440" w:header="720" w:footer="720" w:gutter="0"/>
